--- a/docs/Приложение-1-ПЕРФЕКТ-ТОН.docx
+++ b/docs/Приложение-1-ПЕРФЕКТ-ТОН.docx
@@ -2325,7 +2325,25 @@
           <w:sz w:val="22"/>
           <w:szCs w:val="22"/>
         </w:rPr>
-        <w:t xml:space="preserve">3.12. Обязанность по подаче уведомления в уполномоченный орган и получению согласий посетителей на обработку персональных данных лежит на Заказчике как операторе персональных данных. Исполнитель размещает текст политики обработки персональных данных.</w:t>
+        <w:t xml:space="preserve">3.12. Размещение результата услуг на хостинге Исполнителя предоставляется без отдельной платы в течение всего срока оказания услуг по сопровождению рекламных кампаний. При прекращении сопровождения Исполнитель по письменному запросу Заказчика безвозмездно передаёт Заказчику файлы для переноса на иной хостинг. Дальнейшее размещение на хостинге Исполнителя возможно по отдельному соглашению Сторон.</w:t>
+      </w:r>
+    </w:p>
+    <w:p>
+      <w:pPr>
+        <w:spacing w:after="100" w:line="260"/>
+        <w:jc w:val="both"/>
+      </w:pPr>
+      <w:r>
+        <w:rPr>
+          <w:rFonts w:ascii="Times New Roman" w:cs="Times New Roman" w:eastAsia="Times New Roman" w:hAnsi="Times New Roman"/>
+          <w:b w:val="false"/>
+          <w:bCs w:val="false"/>
+          <w:i w:val="false"/>
+          <w:iCs w:val="false"/>
+          <w:sz w:val="22"/>
+          <w:szCs w:val="22"/>
+        </w:rPr>
+        <w:t xml:space="preserve">3.13. Обязанность по подаче уведомления в уполномоченный орган и получению согласий посетителей на обработку персональных данных лежит на Заказчике как операторе персональных данных. Исполнитель размещает текст политики обработки персональных данных.</w:t>
       </w:r>
     </w:p>
     <w:p>

--- a/docs/Приложение-1-ПЕРФЕКТ-ТОН.docx
+++ b/docs/Приложение-1-ПЕРФЕКТ-ТОН.docx
@@ -575,7 +575,7 @@
                 <w:sz w:val="20"/>
                 <w:szCs w:val="20"/>
               </w:rPr>
-              <w:t xml:space="preserve">Размещение на хостинге Исполнителя, подключение домена Заказчика</w:t>
+              <w:t xml:space="preserve">Размещение на хостинге Заказчика, подключение домена Заказчика</w:t>
             </w:r>
           </w:p>
         </w:tc>
@@ -629,7 +629,7 @@
                 <w:sz w:val="20"/>
                 <w:szCs w:val="20"/>
               </w:rPr>
-              <w:t xml:space="preserve">Домен предоставляет Заказчик</w:t>
+              <w:t xml:space="preserve">Хостинг и домен оформляются на Заказчика</w:t>
             </w:r>
           </w:p>
         </w:tc>
@@ -2076,7 +2076,7 @@
           <w:sz w:val="22"/>
           <w:szCs w:val="22"/>
         </w:rPr>
-        <w:t xml:space="preserve">Дополнительно в объём услуг входит адаптация под мобильные устройства, размещение на хостинге Исполнителя, подключение домена Заказчика, установка счётчика Яндекс.Метрики и настройка целей.</w:t>
+        <w:t xml:space="preserve">Дополнительно в объём услуг входит адаптация под мобильные устройства, размещение на хостинге Заказчика, подключение домена Заказчика, установка счётчика Яндекс.Метрики и настройка целей.</w:t>
       </w:r>
     </w:p>
     <w:p>
@@ -2127,7 +2127,7 @@
           <w:sz w:val="22"/>
           <w:szCs w:val="22"/>
         </w:rPr>
-        <w:t xml:space="preserve">3.1. Заказчик передаёт Исполнителю в течение 5 (пяти) рабочих дней с даты внесения предоплаты: логотип и фирменные цвета, фотографии помещения, работ и сотрудников, прайс на услуги, доступ к домену, доступ к личному кабинету системы онлайн-записи. Задержка передачи материалов сверх указанного срока сдвигает срок оказания услуг на соответствующее количество рабочих дней.</w:t>
+        <w:t xml:space="preserve">3.1. Заказчик передаёт Исполнителю в течение 5 (пяти) рабочих дней с даты внесения предоплаты: логотип и фирменные цвета, фотографии помещения, работ и сотрудников, прайс на услуги, доступ к хостингу и домену, доступ к личному кабинету системы онлайн-записи. Задержка передачи материалов сверх указанного срока сдвигает срок оказания услуг на соответствующее количество рабочих дней.</w:t>
       </w:r>
     </w:p>
     <w:p>
@@ -2325,7 +2325,7 @@
           <w:sz w:val="22"/>
           <w:szCs w:val="22"/>
         </w:rPr>
-        <w:t xml:space="preserve">3.12. Размещение результата услуг на хостинге Исполнителя предоставляется без отдельной платы в течение всего срока оказания услуг по сопровождению рекламных кампаний. При прекращении сопровождения Исполнитель по письменному запросу Заказчика безвозмездно передаёт Заказчику файлы для переноса на иной хостинг. Дальнейшее размещение на хостинге Исполнителя возможно по отдельному соглашению Сторон.</w:t>
+        <w:t xml:space="preserve">3.12. Хостинг и доменное имя регистрируются на Заказчика и оплачиваются Заказчиком самостоятельно. Исполнитель размещает результат оказанных услуг на хостинге Заказчика и не является владельцем или администратором соответствующих учётных записей. По запросу Заказчика Исполнитель безвозмездно консультирует по выбору хостинга. Ответственность за своевременную оплату и продление хостинга и доменного имени несёт Заказчик.</w:t>
       </w:r>
     </w:p>
     <w:p>

--- a/docs/Приложение-1-ПЕРФЕКТ-ТОН.docx
+++ b/docs/Приложение-1-ПЕРФЕКТ-ТОН.docx
@@ -2109,7 +2109,7 @@
           <w:sz w:val="22"/>
           <w:szCs w:val="22"/>
         </w:rPr>
-        <w:t xml:space="preserve">3. Условия оказания услуг</w:t>
+        <w:t xml:space="preserve">3. Порядок согласования и правки</w:t>
       </w:r>
     </w:p>
     <w:p>
@@ -2145,7 +2145,7 @@
           <w:sz w:val="22"/>
           <w:szCs w:val="22"/>
         </w:rPr>
-        <w:t xml:space="preserve">3.2. Изменение состава. До начала вёрстки Заказчик вправе менять порядок экранов и заменять любой экран на другой равноценный по объёму без доплаты при сохранении общего количества экранов. Добавление экрана сверх восьми оплачивается по разделу 4 настоящего Приложения и продлевает срок на 1 рабочий день за каждый добавленный экран.</w:t>
+        <w:t xml:space="preserve">3.2. Услуги согласуются в два этапа: структура и тексты; промежуточная версия страницы. На каждом этапе Исполнитель направляет версию Заказчику, а Заказчик в течение 3 (трёх) рабочих дней письменно утверждает её либо направляет один сводный перечень замечаний. Отсутствие ответа в указанный срок означает утверждение этапа.</w:t>
       </w:r>
     </w:p>
     <w:p>
@@ -2163,7 +2163,7 @@
           <w:sz w:val="22"/>
           <w:szCs w:val="22"/>
         </w:rPr>
-        <w:t xml:space="preserve">3.3. Корректировки после передачи результата. В течение 14 (четырнадцати) календарных дней с даты передачи результата Исполнитель безвозмездно вносит изменения по замечаниям Заказчика: исправление текстов, цен, контактов и опечаток, замена фотографий на переданные Заказчиком, приведение результата в соответствие с согласованным составом, устранение технических ошибок.</w:t>
+        <w:t xml:space="preserve">3.3. В стоимость услуг входят два сводных цикла правок на этапе структуры и текстов и два сводных цикла правок по промежуточной версии страницы — всего четыре цикла. Цикл — это один перечень замечаний и одно внесение исправлений по нему. Переработка ранее утверждённого этапа по новым пожеланиям Заказчика оплачивается по разделу 6 настоящего Приложения.</w:t>
       </w:r>
     </w:p>
     <w:p>
@@ -2181,7 +2181,7 @@
           <w:sz w:val="22"/>
           <w:szCs w:val="22"/>
         </w:rPr>
-        <w:t xml:space="preserve">3.4. В безвозмездные корректировки не входят и оказываются по разделу 4 настоящего Приложения: добавление экранов и страниц, изменение согласованного состава и порядка экранов, изменение цветовой схемы, шрифтов и стилистики, разработка новых текстов сверх согласованного объёма, подключение дополнительных сервисов и интеграций.</w:t>
+        <w:t xml:space="preserve">3.4. Изменение состава экранов. До начала вёрстки Заказчик вправе менять порядок экранов и заменять любой экран на другой равноценный по объёму без доплаты при сохранении общего количества экранов. Добавление экрана сверх восьми оплачивается по разделу 6 настоящего Приложения и продлевает срок на 1 рабочий день за каждый добавленный экран.</w:t>
       </w:r>
     </w:p>
     <w:p>
@@ -2199,7 +2199,7 @@
           <w:sz w:val="22"/>
           <w:szCs w:val="22"/>
         </w:rPr>
-        <w:t xml:space="preserve">3.5. Замечания направляются Заказчиком в письменном виде списком. Исполнитель приступает к их устранению в течение 2 рабочих дней с момента получения. Замечания, направленные по истечении срока, указанного в п. 3.3, устраняются по разделу 4 настоящего Приложения.</w:t>
+        <w:t xml:space="preserve">3.5. После передачи итоговой версии Заказчику предоставляется 14 (четырнадцать) календарных дней на проверку и направление замечаний по соответствию результата согласованному составу. Безвозмездно исправляются: опечатки, неверно перенесённые цены, телефоны и адреса, несоответствие утверждённой структуре, а также технические ошибки — неработающие ссылки и кнопки, ошибки отображения, некорректная работа на мобильных устройствах, неработоспособность виджета онлайн-записи.</w:t>
       </w:r>
     </w:p>
     <w:p>
@@ -2217,7 +2217,7 @@
           <w:sz w:val="22"/>
           <w:szCs w:val="22"/>
         </w:rPr>
-        <w:t xml:space="preserve">3.6. Гарантия на технические дефекты составляет 30 (тридцать) календарных дней с даты передачи результата. В указанный срок Исполнитель безвозмездно устраняет неработающие ссылки и кнопки, ошибки отображения, некорректную работу на мобильных устройствах и неработоспособность виджета онлайн-записи. На изменение содержания гарантия не распространяется.</w:t>
+        <w:t xml:space="preserve">3.6. В указанные 14 дней не входят и оплачиваются по разделу 6 настоящего Приложения: добавление экранов и страниц, изменение ранее утверждённых решений, изменение цветовой схемы, шрифтов и стилистики, разработка новых текстов сверх согласованного объёма, подключение дополнительных сервисов и интеграций, регулярное наполнение страницы.</w:t>
       </w:r>
     </w:p>
     <w:p>
@@ -2235,7 +2235,7 @@
           <w:sz w:val="22"/>
           <w:szCs w:val="22"/>
         </w:rPr>
-        <w:t xml:space="preserve">3.7. Исполнитель не несёт ответственности за перебои в работе результата услуг, вызванные сбоями хостинга, домена, DNS и каналов связи, за действия третьих лиц, включая хостинг-провайдера и регистратора домена, а также за последствия неоплаты Заказчиком домена и хостинга.</w:t>
+        <w:t xml:space="preserve">3.7. Замечания направляются Заказчиком письменно, одним сводным списком. Исполнитель приступает к их устранению в течение 2 рабочих дней с момента получения. Замечания, направленные по истечении срока, указанного в п. 3.5, устраняются по разделу 6 настоящего Приложения.</w:t>
       </w:r>
     </w:p>
     <w:p>
@@ -2253,7 +2253,22 @@
           <w:sz w:val="22"/>
           <w:szCs w:val="22"/>
         </w:rPr>
-        <w:t xml:space="preserve">3.8. С момента передачи Заказчику доступов ответственность за сохранность паролей, резервное копирование и последствия самостоятельно внесённых Заказчиком или привлечёнными им лицами изменений несёт Заказчик.</w:t>
+        <w:t xml:space="preserve">3.8. Гарантия на технические дефекты составляет 30 (тридцать) календарных дней с даты передачи результата. В указанный срок Исполнитель безвозмездно устраняет технические ошибки, перечисленные в п. 3.5, даже по истечении срока проверки. На изменение содержания гарантия не распространяется.</w:t>
+      </w:r>
+    </w:p>
+    <w:p>
+      <w:pPr>
+        <w:spacing w:after="120" w:before="240"/>
+      </w:pPr>
+      <w:r>
+        <w:rPr>
+          <w:rFonts w:ascii="Times New Roman" w:cs="Times New Roman" w:eastAsia="Times New Roman" w:hAnsi="Times New Roman"/>
+          <w:b/>
+          <w:bCs/>
+          <w:sz w:val="22"/>
+          <w:szCs w:val="22"/>
+        </w:rPr>
+        <w:t xml:space="preserve">4. Материалы, права и лицензии</w:t>
       </w:r>
     </w:p>
     <w:p>
@@ -2271,7 +2286,7 @@
           <w:sz w:val="22"/>
           <w:szCs w:val="22"/>
         </w:rPr>
-        <w:t xml:space="preserve">3.9. Исполнитель не гарантирует конкретного количества обращений, записей, заявок и продаж, а также позиций в поисковой выдаче. Результат оказания услуг зависит в том числе от рекламного бюджета, конкуренции, сезонности, цен и работы персонала Заказчика.</w:t>
+        <w:t xml:space="preserve">4.1. Заказчик гарантирует, что обладает всеми необходимыми правами и согласиями на передаваемые Исполнителю материалы — фотографии, логотип, тексты, отзывы, изображения и персональные данные работников и клиентов — и несёт полную ответственность за правомерность их использования и размещения.</w:t>
       </w:r>
     </w:p>
     <w:p>
@@ -2289,7 +2304,7 @@
           <w:sz w:val="22"/>
           <w:szCs w:val="22"/>
         </w:rPr>
-        <w:t xml:space="preserve">3.10. Совокупная ответственность Исполнителя по Договору ограничена суммой, фактически полученной по нему. Упущенная выгода и иные косвенные убытки возмещению не подлежат. Неустойка, предусмотренная п. 7.4.1 Договора, начисляется в размере 0,1 % от стоимости услуг за каждый день просрочки и в совокупности не может превышать 10 % от стоимости услуг.</w:t>
+        <w:t xml:space="preserve">4.2. При отсутствии у Заказчика собственных материалов Исполнитель по его поручению подбирает изображения, шрифты и графические элементы исключительно из источников, допускающих коммерческое использование на условиях свободной лицензии, либо создаёт их самостоятельно. По запросу Заказчика Исполнитель сообщает источник происхождения любого использованного материала.</w:t>
       </w:r>
     </w:p>
     <w:p>
@@ -2307,7 +2322,7 @@
           <w:sz w:val="22"/>
           <w:szCs w:val="22"/>
         </w:rPr>
-        <w:t xml:space="preserve">3.11. Исполнитель вправе указывать факт сотрудничества с Заказчиком и размещать изображения результата оказанных услуг в своих информационных материалах и портфолио. Абсолютные суммы рекламного бюджета и выручки Заказчика не раскрываются. По письменному требованию Заказчика указанные материалы удаляются в течение 5 рабочих дней.</w:t>
+        <w:t xml:space="preserve">4.3. Материалы, подобранные Исполнителем, размещаются только после согласования Заказчиком. До публикации Заказчик вправе запросить сведения о происхождении любого материала, отказаться от него и потребовать замены. Согласование материалов фиксируется письменно в переписке Сторон.</w:t>
       </w:r>
     </w:p>
     <w:p>
@@ -2325,7 +2340,7 @@
           <w:sz w:val="22"/>
           <w:szCs w:val="22"/>
         </w:rPr>
-        <w:t xml:space="preserve">3.12. Хостинг и доменное имя регистрируются на Заказчика и оплачиваются Заказчиком самостоятельно. Исполнитель размещает результат оказанных услуг на хостинге Заказчика и не является владельцем или администратором соответствующих учётных записей. По запросу Заказчика Исполнитель безвозмездно консультирует по выбору хостинга. Ответственность за своевременную оплату и продление хостинга и доменного имени несёт Заказчик.</w:t>
+        <w:t xml:space="preserve">4.4. В стоимость услуг не входит приобретение платных лицензий на фотографии, шрифты, графику, программные компоненты, шаблоны и иные объекты интеллектуальной собственности. Использование платного объекта допускается только после отдельного согласования Сторон и оплаты соответствующей лицензии Заказчиком. Лицензия оформляется на Заказчика.</w:t>
       </w:r>
     </w:p>
     <w:p>
@@ -2343,7 +2358,25 @@
           <w:sz w:val="22"/>
           <w:szCs w:val="22"/>
         </w:rPr>
-        <w:t xml:space="preserve">3.13. Обязанность по подаче уведомления в уполномоченный орган и получению согласий посетителей на обработку персональных данных лежит на Заказчике как операторе персональных данных. Исполнитель размещает текст политики обработки персональных данных.</w:t>
+        <w:t xml:space="preserve">4.5. С момента подписания акта сдачи-приёма Заказчик самостоятельно отвечает за содержание опубликованной страницы, включая правомерность использования всех размещённых на ней материалов.</w:t>
+      </w:r>
+    </w:p>
+    <w:p>
+      <w:pPr>
+        <w:spacing w:after="100" w:line="260"/>
+        <w:jc w:val="both"/>
+      </w:pPr>
+      <w:r>
+        <w:rPr>
+          <w:rFonts w:ascii="Times New Roman" w:cs="Times New Roman" w:eastAsia="Times New Roman" w:hAnsi="Times New Roman"/>
+          <w:b w:val="false"/>
+          <w:bCs w:val="false"/>
+          <w:i w:val="false"/>
+          <w:iCs w:val="false"/>
+          <w:sz w:val="22"/>
+          <w:szCs w:val="22"/>
+        </w:rPr>
+        <w:t xml:space="preserve">4.6. В случае предъявления третьими лицами претензий, исков или требований, связанных с материалами, переданными Заказчиком либо согласованными им в порядке п. 4.3, Заказчик урегулирует такие требования самостоятельно и за свой счёт, а также возмещает Исполнителю понесённые в связи с ними расходы.</w:t>
       </w:r>
     </w:p>
     <w:p>
@@ -2358,7 +2391,148 @@
           <w:sz w:val="22"/>
           <w:szCs w:val="22"/>
         </w:rPr>
-        <w:t xml:space="preserve">4. Стоимость дополнительных работ</w:t>
+        <w:t xml:space="preserve">5. Ответственность и гарантии</w:t>
+      </w:r>
+    </w:p>
+    <w:p>
+      <w:pPr>
+        <w:spacing w:after="100" w:line="260"/>
+        <w:jc w:val="both"/>
+      </w:pPr>
+      <w:r>
+        <w:rPr>
+          <w:rFonts w:ascii="Times New Roman" w:cs="Times New Roman" w:eastAsia="Times New Roman" w:hAnsi="Times New Roman"/>
+          <w:b w:val="false"/>
+          <w:bCs w:val="false"/>
+          <w:i w:val="false"/>
+          <w:iCs w:val="false"/>
+          <w:sz w:val="22"/>
+          <w:szCs w:val="22"/>
+        </w:rPr>
+        <w:t xml:space="preserve">5.1. Хостинг и доменное имя регистрируются на Заказчика и оплачиваются Заказчиком самостоятельно. Исполнитель размещает результат оказанных услуг на хостинге Заказчика и не является владельцем или администратором соответствующих учётных записей. По запросу Заказчика Исполнитель безвозмездно консультирует по выбору хостинга. Ответственность за своевременную оплату и продление хостинга и доменного имени несёт Заказчик.</w:t>
+      </w:r>
+    </w:p>
+    <w:p>
+      <w:pPr>
+        <w:spacing w:after="100" w:line="260"/>
+        <w:jc w:val="both"/>
+      </w:pPr>
+      <w:r>
+        <w:rPr>
+          <w:rFonts w:ascii="Times New Roman" w:cs="Times New Roman" w:eastAsia="Times New Roman" w:hAnsi="Times New Roman"/>
+          <w:b w:val="false"/>
+          <w:bCs w:val="false"/>
+          <w:i w:val="false"/>
+          <w:iCs w:val="false"/>
+          <w:sz w:val="22"/>
+          <w:szCs w:val="22"/>
+        </w:rPr>
+        <w:t xml:space="preserve">5.2. Исполнитель не несёт ответственности за перебои в работе результата услуг, вызванные сбоями хостинга, домена, DNS, каналов связи, сервиса онлайн-записи и иных внешних сервисов, а также за действия третьих лиц, включая хостинг-провайдера и регистратора домена.</w:t>
+      </w:r>
+    </w:p>
+    <w:p>
+      <w:pPr>
+        <w:spacing w:after="100" w:line="260"/>
+        <w:jc w:val="both"/>
+      </w:pPr>
+      <w:r>
+        <w:rPr>
+          <w:rFonts w:ascii="Times New Roman" w:cs="Times New Roman" w:eastAsia="Times New Roman" w:hAnsi="Times New Roman"/>
+          <w:b w:val="false"/>
+          <w:bCs w:val="false"/>
+          <w:i w:val="false"/>
+          <w:iCs w:val="false"/>
+          <w:sz w:val="22"/>
+          <w:szCs w:val="22"/>
+        </w:rPr>
+        <w:t xml:space="preserve">5.3. С момента передачи Заказчику доступов ответственность за сохранность паролей, резервное копирование и последствия самостоятельно внесённых Заказчиком или привлечёнными им лицами изменений несёт Заказчик.</w:t>
+      </w:r>
+    </w:p>
+    <w:p>
+      <w:pPr>
+        <w:spacing w:after="100" w:line="260"/>
+        <w:jc w:val="both"/>
+      </w:pPr>
+      <w:r>
+        <w:rPr>
+          <w:rFonts w:ascii="Times New Roman" w:cs="Times New Roman" w:eastAsia="Times New Roman" w:hAnsi="Times New Roman"/>
+          <w:b w:val="false"/>
+          <w:bCs w:val="false"/>
+          <w:i w:val="false"/>
+          <w:iCs w:val="false"/>
+          <w:sz w:val="22"/>
+          <w:szCs w:val="22"/>
+        </w:rPr>
+        <w:t xml:space="preserve">5.4. Исполнитель не гарантирует конкретного количества обращений, записей, заявок и продаж, а также позиций в поисковой выдаче и срока выхода на положительную динамику. Результат оказания услуг зависит в том числе от рекламного бюджета, конкуренции, сезонности, цен и работы персонала Заказчика.</w:t>
+      </w:r>
+    </w:p>
+    <w:p>
+      <w:pPr>
+        <w:spacing w:after="100" w:line="260"/>
+        <w:jc w:val="both"/>
+      </w:pPr>
+      <w:r>
+        <w:rPr>
+          <w:rFonts w:ascii="Times New Roman" w:cs="Times New Roman" w:eastAsia="Times New Roman" w:hAnsi="Times New Roman"/>
+          <w:b w:val="false"/>
+          <w:bCs w:val="false"/>
+          <w:i w:val="false"/>
+          <w:iCs w:val="false"/>
+          <w:sz w:val="22"/>
+          <w:szCs w:val="22"/>
+        </w:rPr>
+        <w:t xml:space="preserve">5.5. Совокупная ответственность Исполнителя по Договору ограничена суммой, фактически полученной по нему. Упущенная выгода и иные косвенные убытки возмещению не подлежат. Неустойка, предусмотренная п. 7.4.1 Договора, начисляется в размере 0,1 % от стоимости услуг за каждый день просрочки и в совокупности не может превышать 10 % от стоимости услуг.</w:t>
+      </w:r>
+    </w:p>
+    <w:p>
+      <w:pPr>
+        <w:spacing w:after="100" w:line="260"/>
+        <w:jc w:val="both"/>
+      </w:pPr>
+      <w:r>
+        <w:rPr>
+          <w:rFonts w:ascii="Times New Roman" w:cs="Times New Roman" w:eastAsia="Times New Roman" w:hAnsi="Times New Roman"/>
+          <w:b w:val="false"/>
+          <w:bCs w:val="false"/>
+          <w:i w:val="false"/>
+          <w:iCs w:val="false"/>
+          <w:sz w:val="22"/>
+          <w:szCs w:val="22"/>
+        </w:rPr>
+        <w:t xml:space="preserve">5.6. Исполнитель вправе указывать факт сотрудничества с Заказчиком и размещать изображения результата оказанных услуг в своих информационных материалах и портфолио. Абсолютные суммы рекламного бюджета и выручки Заказчика не раскрываются. По письменному требованию Заказчика указанные материалы удаляются в течение 5 рабочих дней.</w:t>
+      </w:r>
+    </w:p>
+    <w:p>
+      <w:pPr>
+        <w:spacing w:after="100" w:line="260"/>
+        <w:jc w:val="both"/>
+      </w:pPr>
+      <w:r>
+        <w:rPr>
+          <w:rFonts w:ascii="Times New Roman" w:cs="Times New Roman" w:eastAsia="Times New Roman" w:hAnsi="Times New Roman"/>
+          <w:b w:val="false"/>
+          <w:bCs w:val="false"/>
+          <w:i w:val="false"/>
+          <w:iCs w:val="false"/>
+          <w:sz w:val="22"/>
+          <w:szCs w:val="22"/>
+        </w:rPr>
+        <w:t xml:space="preserve">5.7. Заказчик является оператором персональных данных посетителей страницы. Обязанность по подаче уведомления в уполномоченный орган и получению согласий на обработку персональных данных лежит на Заказчике. Исполнитель размещает текст политики обработки персональных данных в пределах согласованного состава работ.</w:t>
+      </w:r>
+    </w:p>
+    <w:p>
+      <w:pPr>
+        <w:spacing w:after="120" w:before="240"/>
+      </w:pPr>
+      <w:r>
+        <w:rPr>
+          <w:rFonts w:ascii="Times New Roman" w:cs="Times New Roman" w:eastAsia="Times New Roman" w:hAnsi="Times New Roman"/>
+          <w:b/>
+          <w:bCs/>
+          <w:sz w:val="22"/>
+          <w:szCs w:val="22"/>
+        </w:rPr>
+        <w:t xml:space="preserve">6. Стоимость дополнительных работ</w:t>
       </w:r>
     </w:p>
     <w:p>
@@ -2928,6 +3102,65 @@
           </w:p>
         </w:tc>
       </w:tr>
+      <w:tr>
+        <w:trPr>
+          <w:tblHeader w:val="false"/>
+        </w:trPr>
+        <w:tc>
+          <w:tcPr>
+            <w:tcW w:type="dxa" w:w="6800"/>
+            <w:tcMar>
+              <w:top w:type="dxa" w:w="60"/>
+              <w:left w:type="dxa" w:w="100"/>
+              <w:bottom w:type="dxa" w:w="60"/>
+              <w:right w:type="dxa" w:w="100"/>
+            </w:tcMar>
+          </w:tcPr>
+          <w:p>
+            <w:pPr>
+              <w:spacing w:after="0" w:line="240"/>
+              <w:jc w:val="left"/>
+            </w:pPr>
+            <w:r>
+              <w:rPr>
+                <w:rFonts w:ascii="Times New Roman" w:cs="Times New Roman" w:eastAsia="Times New Roman" w:hAnsi="Times New Roman"/>
+                <w:b w:val="false"/>
+                <w:bCs w:val="false"/>
+                <w:sz w:val="20"/>
+                <w:szCs w:val="20"/>
+              </w:rPr>
+              <w:t xml:space="preserve">Дополнительный цикл правок сверх предусмотренных п. 3.3</w:t>
+            </w:r>
+          </w:p>
+        </w:tc>
+        <w:tc>
+          <w:tcPr>
+            <w:tcW w:type="dxa" w:w="2200"/>
+            <w:tcMar>
+              <w:top w:type="dxa" w:w="60"/>
+              <w:left w:type="dxa" w:w="100"/>
+              <w:bottom w:type="dxa" w:w="60"/>
+              <w:right w:type="dxa" w:w="100"/>
+            </w:tcMar>
+          </w:tcPr>
+          <w:p>
+            <w:pPr>
+              <w:spacing w:after="0" w:line="240"/>
+              <w:jc w:val="left"/>
+            </w:pPr>
+            <w:r>
+              <w:rPr>
+                <w:rFonts w:ascii="Times New Roman" w:cs="Times New Roman" w:eastAsia="Times New Roman" w:hAnsi="Times New Roman"/>
+                <w:b w:val="false"/>
+                <w:bCs w:val="false"/>
+                <w:sz w:val="20"/>
+                <w:szCs w:val="20"/>
+              </w:rPr>
+              <w:t xml:space="preserve">2 000 руб.</w:t>
+            </w:r>
+          </w:p>
+        </w:tc>
+      </w:tr>
     </w:tbl>
     <w:p>
       <w:pPr>
@@ -2977,7 +3210,7 @@
           <w:sz w:val="22"/>
           <w:szCs w:val="22"/>
         </w:rPr>
-        <w:t xml:space="preserve">5. Заключительные положения</w:t>
+        <w:t xml:space="preserve">7. Заключительные положения</w:t>
       </w:r>
     </w:p>
     <w:p>
@@ -2995,7 +3228,7 @@
           <w:sz w:val="22"/>
           <w:szCs w:val="22"/>
         </w:rPr>
-        <w:t xml:space="preserve">5.1. Настоящее Приложение является неотъемлемой частью Договора. В части, урегулированной настоящим Приложением, его условия имеют приоритет над условиями Договора.</w:t>
+        <w:t xml:space="preserve">7.1. Настоящее Приложение является неотъемлемой частью Договора. В части, урегулированной настоящим Приложением, его условия имеют приоритет над условиями Договора.</w:t>
       </w:r>
     </w:p>
     <w:p>
@@ -3013,7 +3246,7 @@
           <w:sz w:val="22"/>
           <w:szCs w:val="22"/>
         </w:rPr>
-        <w:t xml:space="preserve">5.2. Настоящее Приложение составлено в двух экземплярах, имеющих равную юридическую силу, по одному экземпляру для каждой из Сторон.</w:t>
+        <w:t xml:space="preserve">7.2. Настоящее Приложение составлено в двух экземплярах, имеющих равную юридическую силу, по одному экземпляру для каждой из Сторон.</w:t>
       </w:r>
     </w:p>
     <w:p>

--- a/docs/Приложение-1-ПЕРФЕКТ-ТОН.docx
+++ b/docs/Приложение-1-ПЕРФЕКТ-ТОН.docx
@@ -1194,7 +1194,7 @@
           <w:sz w:val="22"/>
           <w:szCs w:val="22"/>
         </w:rPr>
-        <w:t xml:space="preserve">Порядок оплаты: предоплата 20 000 (двадцать тысяч) рублей в течение 3 банковских дней с даты подписания Договора; оставшиеся 20 000 (двадцать тысяч) рублей — в день передачи Заказчику результата по пунктам 1–7.</w:t>
+        <w:t xml:space="preserve">Порядок оплаты: предоплата 20 000 (двадцать тысяч) рублей в течение 3 банковских дней с даты подписания Договора; оставшиеся 20 000 (двадцать тысяч) рублей — после демонстрации готовой страницы и до её публикации.</w:t>
       </w:r>
     </w:p>
     <w:p>
@@ -2109,7 +2109,7 @@
           <w:sz w:val="22"/>
           <w:szCs w:val="22"/>
         </w:rPr>
-        <w:t xml:space="preserve">3. Порядок согласования и правки</w:t>
+        <w:t xml:space="preserve">3. Согласование, приёмка и правки</w:t>
       </w:r>
     </w:p>
     <w:p>
@@ -2127,7 +2127,7 @@
           <w:sz w:val="22"/>
           <w:szCs w:val="22"/>
         </w:rPr>
-        <w:t xml:space="preserve">3.1. Заказчик передаёт Исполнителю в течение 5 (пяти) рабочих дней с даты внесения предоплаты: логотип и фирменные цвета, фотографии помещения, работ и сотрудников, прайс на услуги, доступ к хостингу и домену, доступ к личному кабинету системы онлайн-записи. Задержка передачи материалов сверх указанного срока сдвигает срок оказания услуг на соответствующее количество рабочих дней.</w:t>
+        <w:t xml:space="preserve">3.1. Заказчик передаёт материалы в течение 5 рабочих дней с даты предоплаты: логотип и фирменные цвета, фотографии помещения, работ и сотрудников, прайс, доступ к хостингу, домену и личному кабинету онлайн-записи. Задержка сдвигает срок оказания услуг на соответствующее число рабочих дней.</w:t>
       </w:r>
     </w:p>
     <w:p>
@@ -2145,7 +2145,7 @@
           <w:sz w:val="22"/>
           <w:szCs w:val="22"/>
         </w:rPr>
-        <w:t xml:space="preserve">3.2. Услуги согласуются в два этапа: структура и тексты; промежуточная версия страницы. На каждом этапе Исполнитель направляет версию Заказчику, а Заказчик в течение 3 (трёх) рабочих дней письменно утверждает её либо направляет один сводный перечень замечаний. Отсутствие ответа в указанный срок означает утверждение этапа.</w:t>
+        <w:t xml:space="preserve">3.2. Работа согласуется в два этапа: структура и тексты, затем промежуточная версия страницы. По каждому этапу Заказчик в течение 3 рабочих дней утверждает версию либо направляет один сводный список замечаний; отсутствие ответа означает утверждение. В стоимость входят по два цикла правок на каждом этапе. Цикл — это один список замечаний и одно исправление по нему.</w:t>
       </w:r>
     </w:p>
     <w:p>
@@ -2163,7 +2163,25 @@
           <w:sz w:val="22"/>
           <w:szCs w:val="22"/>
         </w:rPr>
-        <w:t xml:space="preserve">3.3. В стоимость услуг входят два сводных цикла правок на этапе структуры и текстов и два сводных цикла правок по промежуточной версии страницы — всего четыре цикла. Цикл — это один перечень замечаний и одно внесение исправлений по нему. Переработка ранее утверждённого этапа по новым пожеланиям Заказчика оплачивается по разделу 6 настоящего Приложения.</w:t>
+        <w:t xml:space="preserve">3.3. До начала вёрстки Заказчик вправе менять порядок экранов и заменять экран равноценным без доплаты при сохранении их общего количества. Добавление экрана сверх восьми оплачивается по разделу 6 и продлевает срок на 1 рабочий день.</w:t>
+      </w:r>
+    </w:p>
+    <w:p>
+      <w:pPr>
+        <w:spacing w:after="100" w:line="260"/>
+        <w:jc w:val="both"/>
+      </w:pPr>
+      <w:r>
+        <w:rPr>
+          <w:rFonts w:ascii="Times New Roman" w:cs="Times New Roman" w:eastAsia="Times New Roman" w:hAnsi="Times New Roman"/>
+          <w:b/>
+          <w:bCs/>
+          <w:i w:val="false"/>
+          <w:iCs w:val="false"/>
+          <w:sz w:val="22"/>
+          <w:szCs w:val="22"/>
+        </w:rPr>
+        <w:t xml:space="preserve">3.4. Оплата остатка означает приёмку результата Заказчиком.</w:t>
       </w:r>
     </w:p>
     <w:p>
@@ -2181,7 +2199,7 @@
           <w:sz w:val="22"/>
           <w:szCs w:val="22"/>
         </w:rPr>
-        <w:t xml:space="preserve">3.4. Изменение состава экранов. До начала вёрстки Заказчик вправе менять порядок экранов и заменять любой экран на другой равноценный по объёму без доплаты при сохранении общего количества экранов. Добавление экрана сверх восьми оплачивается по разделу 6 настоящего Приложения и продлевает срок на 1 рабочий день за каждый добавленный экран.</w:t>
+        <w:t xml:space="preserve">3.5. В течение 30 календарных дней после приёмки Исполнитель безвозмездно устраняет дефекты: опечатки, неверно перенесённые цены, телефоны и адреса, несоответствие утверждённой структуре, неработающие ссылки и кнопки, ошибки отображения, некорректную работу на мобильных устройствах, неработоспособность виджета онлайн-записи. Замечания направляются письменно одним списком, Исполнитель приступает к устранению в течение 2 рабочих дней.</w:t>
       </w:r>
     </w:p>
     <w:p>
@@ -2199,7 +2217,22 @@
           <w:sz w:val="22"/>
           <w:szCs w:val="22"/>
         </w:rPr>
-        <w:t xml:space="preserve">3.5. После передачи итоговой версии Заказчику предоставляется 14 (четырнадцать) календарных дней на проверку и направление замечаний по соответствию результата согласованному составу. Безвозмездно исправляются: опечатки, неверно перенесённые цены, телефоны и адреса, несоответствие утверждённой структуре, а также технические ошибки — неработающие ссылки и кнопки, ошибки отображения, некорректная работа на мобильных устройствах, неработоспособность виджета онлайн-записи.</w:t>
+        <w:t xml:space="preserve">3.6. Изменения, затрагивающие ранее согласованные решения, в указанный срок не входят и оплачиваются по разделу 6 независимо от даты обращения: добавление экранов и страниц, изменение структуры, цветовой схемы, шрифтов и стилистики, новые тексты сверх согласованного объёма, дополнительные сервисы и интеграции, регулярное наполнение страницы.</w:t>
+      </w:r>
+    </w:p>
+    <w:p>
+      <w:pPr>
+        <w:spacing w:after="120" w:before="240"/>
+      </w:pPr>
+      <w:r>
+        <w:rPr>
+          <w:rFonts w:ascii="Times New Roman" w:cs="Times New Roman" w:eastAsia="Times New Roman" w:hAnsi="Times New Roman"/>
+          <w:b/>
+          <w:bCs/>
+          <w:sz w:val="22"/>
+          <w:szCs w:val="22"/>
+        </w:rPr>
+        <w:t xml:space="preserve">4. Материалы, права и лицензии</w:t>
       </w:r>
     </w:p>
     <w:p>
@@ -2217,7 +2250,7 @@
           <w:sz w:val="22"/>
           <w:szCs w:val="22"/>
         </w:rPr>
-        <w:t xml:space="preserve">3.6. В указанные 14 дней не входят и оплачиваются по разделу 6 настоящего Приложения: добавление экранов и страниц, изменение ранее утверждённых решений, изменение цветовой схемы, шрифтов и стилистики, разработка новых текстов сверх согласованного объёма, подключение дополнительных сервисов и интеграций, регулярное наполнение страницы.</w:t>
+        <w:t xml:space="preserve">4.1. Заказчик гарантирует наличие прав и согласий на все переданные материалы — фотографии, логотип, тексты, отзывы, изображения и персональные данные работников — и отвечает за правомерность их использования. Претензии третьих лиц по таким материалам Заказчик урегулирует самостоятельно и за свой счёт, возмещая Исполнителю понесённые расходы.</w:t>
       </w:r>
     </w:p>
     <w:p>
@@ -2235,7 +2268,7 @@
           <w:sz w:val="22"/>
           <w:szCs w:val="22"/>
         </w:rPr>
-        <w:t xml:space="preserve">3.7. Замечания направляются Заказчиком письменно, одним сводным списком. Исполнитель приступает к их устранению в течение 2 рабочих дней с момента получения. Замечания, направленные по истечении срока, указанного в п. 3.5, устраняются по разделу 6 настоящего Приложения.</w:t>
+        <w:t xml:space="preserve">4.2. При отсутствии у Заказчика собственных материалов Исполнитель подбирает изображения, шрифты и графику только из источников со свободной лицензией, допускающей коммерческое использование, либо создаёт их самостоятельно. Источник любого использованного материала сообщается по запросу Заказчика.</w:t>
       </w:r>
     </w:p>
     <w:p>
@@ -2253,22 +2286,7 @@
           <w:sz w:val="22"/>
           <w:szCs w:val="22"/>
         </w:rPr>
-        <w:t xml:space="preserve">3.8. Гарантия на технические дефекты составляет 30 (тридцать) календарных дней с даты передачи результата. В указанный срок Исполнитель безвозмездно устраняет технические ошибки, перечисленные в п. 3.5, даже по истечении срока проверки. На изменение содержания гарантия не распространяется.</w:t>
-      </w:r>
-    </w:p>
-    <w:p>
-      <w:pPr>
-        <w:spacing w:after="120" w:before="240"/>
-      </w:pPr>
-      <w:r>
-        <w:rPr>
-          <w:rFonts w:ascii="Times New Roman" w:cs="Times New Roman" w:eastAsia="Times New Roman" w:hAnsi="Times New Roman"/>
-          <w:b/>
-          <w:bCs/>
-          <w:sz w:val="22"/>
-          <w:szCs w:val="22"/>
-        </w:rPr>
-        <w:t xml:space="preserve">4. Материалы, права и лицензии</w:t>
+        <w:t xml:space="preserve">4.3. Подобранные Исполнителем материалы размещаются только после письменного согласования Заказчиком. До публикации Заказчик вправе отказаться от любого материала и потребовать замены. С момента приёмки за содержание опубликованной страницы отвечает Заказчик.</w:t>
       </w:r>
     </w:p>
     <w:p>
@@ -2286,7 +2304,22 @@
           <w:sz w:val="22"/>
           <w:szCs w:val="22"/>
         </w:rPr>
-        <w:t xml:space="preserve">4.1. Заказчик гарантирует, что обладает всеми необходимыми правами и согласиями на передаваемые Исполнителю материалы — фотографии, логотип, тексты, отзывы, изображения и персональные данные работников и клиентов — и несёт полную ответственность за правомерность их использования и размещения.</w:t>
+        <w:t xml:space="preserve">4.4. Приобретение платных лицензий на фотографии, шрифты, графику и программные компоненты в стоимость услуг не входит. Платный объект используется только после согласования Сторон и оплаты лицензии Заказчиком на своё имя.</w:t>
+      </w:r>
+    </w:p>
+    <w:p>
+      <w:pPr>
+        <w:spacing w:after="120" w:before="240"/>
+      </w:pPr>
+      <w:r>
+        <w:rPr>
+          <w:rFonts w:ascii="Times New Roman" w:cs="Times New Roman" w:eastAsia="Times New Roman" w:hAnsi="Times New Roman"/>
+          <w:b/>
+          <w:bCs/>
+          <w:sz w:val="22"/>
+          <w:szCs w:val="22"/>
+        </w:rPr>
+        <w:t xml:space="preserve">5. Ответственность</w:t>
       </w:r>
     </w:p>
     <w:p>
@@ -2304,7 +2337,7 @@
           <w:sz w:val="22"/>
           <w:szCs w:val="22"/>
         </w:rPr>
-        <w:t xml:space="preserve">4.2. При отсутствии у Заказчика собственных материалов Исполнитель по его поручению подбирает изображения, шрифты и графические элементы исключительно из источников, допускающих коммерческое использование на условиях свободной лицензии, либо создаёт их самостоятельно. По запросу Заказчика Исполнитель сообщает источник происхождения любого использованного материала.</w:t>
+        <w:t xml:space="preserve">5.1. Хостинг и доменное имя регистрируются и оплачиваются Заказчиком. Исполнитель размещает результат на хостинге Заказчика, не является владельцем учётных записей и по запросу консультирует по выбору хостинга. Ответственность за оплату и продление несёт Заказчик.</w:t>
       </w:r>
     </w:p>
     <w:p>
@@ -2322,7 +2355,7 @@
           <w:sz w:val="22"/>
           <w:szCs w:val="22"/>
         </w:rPr>
-        <w:t xml:space="preserve">4.3. Материалы, подобранные Исполнителем, размещаются только после согласования Заказчиком. До публикации Заказчик вправе запросить сведения о происхождении любого материала, отказаться от него и потребовать замены. Согласование материалов фиксируется письменно в переписке Сторон.</w:t>
+        <w:t xml:space="preserve">5.2. Исполнитель не отвечает за сбои хостинга, домена, DNS, каналов связи, сервиса онлайн-записи и иных внешних сервисов, за действия третьих лиц, а также за последствия изменений, внесённых Заказчиком или привлечёнными им лицами после передачи доступов. Сохранность паролей и резервное копирование — на Заказчике.</w:t>
       </w:r>
     </w:p>
     <w:p>
@@ -2340,7 +2373,7 @@
           <w:sz w:val="22"/>
           <w:szCs w:val="22"/>
         </w:rPr>
-        <w:t xml:space="preserve">4.4. В стоимость услуг не входит приобретение платных лицензий на фотографии, шрифты, графику, программные компоненты, шаблоны и иные объекты интеллектуальной собственности. Использование платного объекта допускается только после отдельного согласования Сторон и оплаты соответствующей лицензии Заказчиком. Лицензия оформляется на Заказчика.</w:t>
+        <w:t xml:space="preserve">5.3. Исполнитель не гарантирует конкретного количества обращений, записей и продаж, позиций в поиске и срока выхода на положительную динамику: результат зависит в том числе от рекламного бюджета, конкуренции, сезонности, цен и работы персонала Заказчика. Совокупная ответственность Исполнителя ограничена фактически полученной по Договору суммой, упущенная выгода не возмещается. Неустойка по п. 7.4.1 Договора составляет 0,1 % за каждый день просрочки и не более 10 % от стоимости услуг.</w:t>
       </w:r>
     </w:p>
     <w:p>
@@ -2358,7 +2391,22 @@
           <w:sz w:val="22"/>
           <w:szCs w:val="22"/>
         </w:rPr>
-        <w:t xml:space="preserve">4.5. С момента подписания акта сдачи-приёма Заказчик самостоятельно отвечает за содержание опубликованной страницы, включая правомерность использования всех размещённых на ней материалов.</w:t>
+        <w:t xml:space="preserve">5.4. Заказчик является оператором персональных данных посетителей страницы: уведомление уполномоченного органа и получение согласий — его обязанность, Исполнитель размещает текст политики обработки данных. Исполнитель вправе указывать факт сотрудничества и размещать изображения результата в портфолио без раскрытия сумм бюджета и выручки; по письменному требованию Заказчика материалы удаляются в течение 5 рабочих дней.</w:t>
+      </w:r>
+    </w:p>
+    <w:p>
+      <w:pPr>
+        <w:spacing w:after="120" w:before="240"/>
+      </w:pPr>
+      <w:r>
+        <w:rPr>
+          <w:rFonts w:ascii="Times New Roman" w:cs="Times New Roman" w:eastAsia="Times New Roman" w:hAnsi="Times New Roman"/>
+          <w:b/>
+          <w:bCs/>
+          <w:sz w:val="22"/>
+          <w:szCs w:val="22"/>
+        </w:rPr>
+        <w:t xml:space="preserve">6. Стоимость дополнительных работ</w:t>
       </w:r>
     </w:p>
     <w:p>
@@ -2376,181 +2424,7 @@
           <w:sz w:val="22"/>
           <w:szCs w:val="22"/>
         </w:rPr>
-        <w:t xml:space="preserve">4.6. В случае предъявления третьими лицами претензий, исков или требований, связанных с материалами, переданными Заказчиком либо согласованными им в порядке п. 4.3, Заказчик урегулирует такие требования самостоятельно и за свой счёт, а также возмещает Исполнителю понесённые в связи с ними расходы.</w:t>
-      </w:r>
-    </w:p>
-    <w:p>
-      <w:pPr>
-        <w:spacing w:after="120" w:before="240"/>
-      </w:pPr>
-      <w:r>
-        <w:rPr>
-          <w:rFonts w:ascii="Times New Roman" w:cs="Times New Roman" w:eastAsia="Times New Roman" w:hAnsi="Times New Roman"/>
-          <w:b/>
-          <w:bCs/>
-          <w:sz w:val="22"/>
-          <w:szCs w:val="22"/>
-        </w:rPr>
-        <w:t xml:space="preserve">5. Ответственность и гарантии</w:t>
-      </w:r>
-    </w:p>
-    <w:p>
-      <w:pPr>
-        <w:spacing w:after="100" w:line="260"/>
-        <w:jc w:val="both"/>
-      </w:pPr>
-      <w:r>
-        <w:rPr>
-          <w:rFonts w:ascii="Times New Roman" w:cs="Times New Roman" w:eastAsia="Times New Roman" w:hAnsi="Times New Roman"/>
-          <w:b w:val="false"/>
-          <w:bCs w:val="false"/>
-          <w:i w:val="false"/>
-          <w:iCs w:val="false"/>
-          <w:sz w:val="22"/>
-          <w:szCs w:val="22"/>
-        </w:rPr>
-        <w:t xml:space="preserve">5.1. Хостинг и доменное имя регистрируются на Заказчика и оплачиваются Заказчиком самостоятельно. Исполнитель размещает результат оказанных услуг на хостинге Заказчика и не является владельцем или администратором соответствующих учётных записей. По запросу Заказчика Исполнитель безвозмездно консультирует по выбору хостинга. Ответственность за своевременную оплату и продление хостинга и доменного имени несёт Заказчик.</w:t>
-      </w:r>
-    </w:p>
-    <w:p>
-      <w:pPr>
-        <w:spacing w:after="100" w:line="260"/>
-        <w:jc w:val="both"/>
-      </w:pPr>
-      <w:r>
-        <w:rPr>
-          <w:rFonts w:ascii="Times New Roman" w:cs="Times New Roman" w:eastAsia="Times New Roman" w:hAnsi="Times New Roman"/>
-          <w:b w:val="false"/>
-          <w:bCs w:val="false"/>
-          <w:i w:val="false"/>
-          <w:iCs w:val="false"/>
-          <w:sz w:val="22"/>
-          <w:szCs w:val="22"/>
-        </w:rPr>
-        <w:t xml:space="preserve">5.2. Исполнитель не несёт ответственности за перебои в работе результата услуг, вызванные сбоями хостинга, домена, DNS, каналов связи, сервиса онлайн-записи и иных внешних сервисов, а также за действия третьих лиц, включая хостинг-провайдера и регистратора домена.</w:t>
-      </w:r>
-    </w:p>
-    <w:p>
-      <w:pPr>
-        <w:spacing w:after="100" w:line="260"/>
-        <w:jc w:val="both"/>
-      </w:pPr>
-      <w:r>
-        <w:rPr>
-          <w:rFonts w:ascii="Times New Roman" w:cs="Times New Roman" w:eastAsia="Times New Roman" w:hAnsi="Times New Roman"/>
-          <w:b w:val="false"/>
-          <w:bCs w:val="false"/>
-          <w:i w:val="false"/>
-          <w:iCs w:val="false"/>
-          <w:sz w:val="22"/>
-          <w:szCs w:val="22"/>
-        </w:rPr>
-        <w:t xml:space="preserve">5.3. С момента передачи Заказчику доступов ответственность за сохранность паролей, резервное копирование и последствия самостоятельно внесённых Заказчиком или привлечёнными им лицами изменений несёт Заказчик.</w:t>
-      </w:r>
-    </w:p>
-    <w:p>
-      <w:pPr>
-        <w:spacing w:after="100" w:line="260"/>
-        <w:jc w:val="both"/>
-      </w:pPr>
-      <w:r>
-        <w:rPr>
-          <w:rFonts w:ascii="Times New Roman" w:cs="Times New Roman" w:eastAsia="Times New Roman" w:hAnsi="Times New Roman"/>
-          <w:b w:val="false"/>
-          <w:bCs w:val="false"/>
-          <w:i w:val="false"/>
-          <w:iCs w:val="false"/>
-          <w:sz w:val="22"/>
-          <w:szCs w:val="22"/>
-        </w:rPr>
-        <w:t xml:space="preserve">5.4. Исполнитель не гарантирует конкретного количества обращений, записей, заявок и продаж, а также позиций в поисковой выдаче и срока выхода на положительную динамику. Результат оказания услуг зависит в том числе от рекламного бюджета, конкуренции, сезонности, цен и работы персонала Заказчика.</w:t>
-      </w:r>
-    </w:p>
-    <w:p>
-      <w:pPr>
-        <w:spacing w:after="100" w:line="260"/>
-        <w:jc w:val="both"/>
-      </w:pPr>
-      <w:r>
-        <w:rPr>
-          <w:rFonts w:ascii="Times New Roman" w:cs="Times New Roman" w:eastAsia="Times New Roman" w:hAnsi="Times New Roman"/>
-          <w:b w:val="false"/>
-          <w:bCs w:val="false"/>
-          <w:i w:val="false"/>
-          <w:iCs w:val="false"/>
-          <w:sz w:val="22"/>
-          <w:szCs w:val="22"/>
-        </w:rPr>
-        <w:t xml:space="preserve">5.5. Совокупная ответственность Исполнителя по Договору ограничена суммой, фактически полученной по нему. Упущенная выгода и иные косвенные убытки возмещению не подлежат. Неустойка, предусмотренная п. 7.4.1 Договора, начисляется в размере 0,1 % от стоимости услуг за каждый день просрочки и в совокупности не может превышать 10 % от стоимости услуг.</w:t>
-      </w:r>
-    </w:p>
-    <w:p>
-      <w:pPr>
-        <w:spacing w:after="100" w:line="260"/>
-        <w:jc w:val="both"/>
-      </w:pPr>
-      <w:r>
-        <w:rPr>
-          <w:rFonts w:ascii="Times New Roman" w:cs="Times New Roman" w:eastAsia="Times New Roman" w:hAnsi="Times New Roman"/>
-          <w:b w:val="false"/>
-          <w:bCs w:val="false"/>
-          <w:i w:val="false"/>
-          <w:iCs w:val="false"/>
-          <w:sz w:val="22"/>
-          <w:szCs w:val="22"/>
-        </w:rPr>
-        <w:t xml:space="preserve">5.6. Исполнитель вправе указывать факт сотрудничества с Заказчиком и размещать изображения результата оказанных услуг в своих информационных материалах и портфолио. Абсолютные суммы рекламного бюджета и выручки Заказчика не раскрываются. По письменному требованию Заказчика указанные материалы удаляются в течение 5 рабочих дней.</w:t>
-      </w:r>
-    </w:p>
-    <w:p>
-      <w:pPr>
-        <w:spacing w:after="100" w:line="260"/>
-        <w:jc w:val="both"/>
-      </w:pPr>
-      <w:r>
-        <w:rPr>
-          <w:rFonts w:ascii="Times New Roman" w:cs="Times New Roman" w:eastAsia="Times New Roman" w:hAnsi="Times New Roman"/>
-          <w:b w:val="false"/>
-          <w:bCs w:val="false"/>
-          <w:i w:val="false"/>
-          <w:iCs w:val="false"/>
-          <w:sz w:val="22"/>
-          <w:szCs w:val="22"/>
-        </w:rPr>
-        <w:t xml:space="preserve">5.7. Заказчик является оператором персональных данных посетителей страницы. Обязанность по подаче уведомления в уполномоченный орган и получению согласий на обработку персональных данных лежит на Заказчике. Исполнитель размещает текст политики обработки персональных данных в пределах согласованного состава работ.</w:t>
-      </w:r>
-    </w:p>
-    <w:p>
-      <w:pPr>
-        <w:spacing w:after="120" w:before="240"/>
-      </w:pPr>
-      <w:r>
-        <w:rPr>
-          <w:rFonts w:ascii="Times New Roman" w:cs="Times New Roman" w:eastAsia="Times New Roman" w:hAnsi="Times New Roman"/>
-          <w:b/>
-          <w:bCs/>
-          <w:sz w:val="22"/>
-          <w:szCs w:val="22"/>
-        </w:rPr>
-        <w:t xml:space="preserve">6. Стоимость дополнительных работ</w:t>
-      </w:r>
-    </w:p>
-    <w:p>
-      <w:pPr>
-        <w:spacing w:after="100" w:line="260"/>
-        <w:jc w:val="both"/>
-      </w:pPr>
-      <w:r>
-        <w:rPr>
-          <w:rFonts w:ascii="Times New Roman" w:cs="Times New Roman" w:eastAsia="Times New Roman" w:hAnsi="Times New Roman"/>
-          <w:b w:val="false"/>
-          <w:bCs w:val="false"/>
-          <w:i w:val="false"/>
-          <w:iCs w:val="false"/>
-          <w:sz w:val="22"/>
-          <w:szCs w:val="22"/>
-        </w:rPr>
-        <w:t xml:space="preserve">Работы выполняются после письменного согласования Сторонами состава и стоимости, на условиях 100 % предоплаты.</w:t>
+        <w:t xml:space="preserve">Работы выполняются после письменного согласования Сторонами состава и стоимости, на условиях 100 % предоплаты. Работы, отсутствующие в таблице, оцениваются отдельно.</w:t>
       </w:r>
     </w:p>
     <w:tbl>
@@ -3129,7 +3003,7 @@
                 <w:sz w:val="20"/>
                 <w:szCs w:val="20"/>
               </w:rPr>
-              <w:t xml:space="preserve">Дополнительный цикл правок сверх предусмотренных п. 3.3</w:t>
+              <w:t xml:space="preserve">Дополнительный цикл правок сверх предусмотренных п. 3.2</w:t>
             </w:r>
           </w:p>
         </w:tc>
@@ -3182,6 +3056,21 @@
     </w:p>
     <w:p>
       <w:pPr>
+        <w:spacing w:after="120" w:before="240"/>
+      </w:pPr>
+      <w:r>
+        <w:rPr>
+          <w:rFonts w:ascii="Times New Roman" w:cs="Times New Roman" w:eastAsia="Times New Roman" w:hAnsi="Times New Roman"/>
+          <w:b/>
+          <w:bCs/>
+          <w:sz w:val="22"/>
+          <w:szCs w:val="22"/>
+        </w:rPr>
+        <w:t xml:space="preserve">7. Заключительные положения</w:t>
+      </w:r>
+    </w:p>
+    <w:p>
+      <w:pPr>
         <w:spacing w:after="100" w:line="260"/>
         <w:jc w:val="both"/>
       </w:pPr>
@@ -3195,58 +3084,7 @@
           <w:sz w:val="22"/>
           <w:szCs w:val="22"/>
         </w:rPr>
-        <w:t xml:space="preserve">Работы, отсутствующие в настоящем разделе, оцениваются Сторонами отдельно.</w:t>
-      </w:r>
-    </w:p>
-    <w:p>
-      <w:pPr>
-        <w:spacing w:after="120" w:before="240"/>
-      </w:pPr>
-      <w:r>
-        <w:rPr>
-          <w:rFonts w:ascii="Times New Roman" w:cs="Times New Roman" w:eastAsia="Times New Roman" w:hAnsi="Times New Roman"/>
-          <w:b/>
-          <w:bCs/>
-          <w:sz w:val="22"/>
-          <w:szCs w:val="22"/>
-        </w:rPr>
-        <w:t xml:space="preserve">7. Заключительные положения</w:t>
-      </w:r>
-    </w:p>
-    <w:p>
-      <w:pPr>
-        <w:spacing w:after="100" w:line="260"/>
-        <w:jc w:val="both"/>
-      </w:pPr>
-      <w:r>
-        <w:rPr>
-          <w:rFonts w:ascii="Times New Roman" w:cs="Times New Roman" w:eastAsia="Times New Roman" w:hAnsi="Times New Roman"/>
-          <w:b w:val="false"/>
-          <w:bCs w:val="false"/>
-          <w:i w:val="false"/>
-          <w:iCs w:val="false"/>
-          <w:sz w:val="22"/>
-          <w:szCs w:val="22"/>
-        </w:rPr>
-        <w:t xml:space="preserve">7.1. Настоящее Приложение является неотъемлемой частью Договора. В части, урегулированной настоящим Приложением, его условия имеют приоритет над условиями Договора.</w:t>
-      </w:r>
-    </w:p>
-    <w:p>
-      <w:pPr>
-        <w:spacing w:after="100" w:line="260"/>
-        <w:jc w:val="both"/>
-      </w:pPr>
-      <w:r>
-        <w:rPr>
-          <w:rFonts w:ascii="Times New Roman" w:cs="Times New Roman" w:eastAsia="Times New Roman" w:hAnsi="Times New Roman"/>
-          <w:b w:val="false"/>
-          <w:bCs w:val="false"/>
-          <w:i w:val="false"/>
-          <w:iCs w:val="false"/>
-          <w:sz w:val="22"/>
-          <w:szCs w:val="22"/>
-        </w:rPr>
-        <w:t xml:space="preserve">7.2. Настоящее Приложение составлено в двух экземплярах, имеющих равную юридическую силу, по одному экземпляру для каждой из Сторон.</w:t>
+        <w:t xml:space="preserve">Настоящее Приложение является неотъемлемой частью Договора и в урегулированной им части имеет приоритет над условиями Договора. Составлено в двух экземплярах равной юридической силы, по одному для каждой из Сторон.</w:t>
       </w:r>
     </w:p>
     <w:p>

--- a/docs/Приложение-1-ПЕРФЕКТ-ТОН.docx
+++ b/docs/Приложение-1-ПЕРФЕКТ-ТОН.docx
@@ -2077,6 +2077,24 @@
           <w:szCs w:val="22"/>
         </w:rPr>
         <w:t xml:space="preserve">Дополнительно в объём услуг входит адаптация под мобильные устройства, размещение на хостинге Заказчика, подключение домена Заказчика, установка счётчика Яндекс.Метрики и настройка целей.</w:t>
+      </w:r>
+    </w:p>
+    <w:p>
+      <w:pPr>
+        <w:spacing w:after="100" w:line="260"/>
+        <w:jc w:val="both"/>
+      </w:pPr>
+      <w:r>
+        <w:rPr>
+          <w:rFonts w:ascii="Times New Roman" w:cs="Times New Roman" w:eastAsia="Times New Roman" w:hAnsi="Times New Roman"/>
+          <w:b w:val="false"/>
+          <w:bCs w:val="false"/>
+          <w:i w:val="false"/>
+          <w:iCs w:val="false"/>
+          <w:sz w:val="22"/>
+          <w:szCs w:val="22"/>
+        </w:rPr>
+        <w:t xml:space="preserve">Страница передаётся в виде готовых файлов, размещённых на хостинге Заказчика. Система управления содержимым не устанавливается, самостоятельное редактирование Заказчиком не предполагается: изменения вносит Исполнитель по разделу 6 настоящего Приложения. Выбор технических средств и способов оказания услуг Исполнитель определяет самостоятельно.</w:t>
       </w:r>
     </w:p>
     <w:p>

--- a/docs/Приложение-1-ПЕРФЕКТ-ТОН.docx
+++ b/docs/Приложение-1-ПЕРФЕКТ-ТОН.docx
@@ -462,7 +462,7 @@
                 <w:sz w:val="20"/>
                 <w:szCs w:val="20"/>
               </w:rPr>
-              <w:t xml:space="preserve">Дизайн и вёрстка посадочной страницы, адаптация под мобильные устройства</w:t>
+              <w:t xml:space="preserve">Подготовка макета и техническая реализация посадочной страницы, адаптация под мобильные устройства</w:t>
             </w:r>
           </w:p>
         </w:tc>
@@ -1138,13 +1138,12 @@
           <w:sz w:val="22"/>
           <w:szCs w:val="22"/>
         </w:rPr>
-        <w:t xml:space="preserve">Общая стоимость услуг по настоящему Приложению составляет 40 000 (сорок тысяч) рублей, в том числе:</w:t>
+        <w:t xml:space="preserve">Общая стоимость услуг по настоящему Приложению составляет 40 000 (сорок тысяч) рублей как за единый комплекс, без выделения отдельной стоимости его внутренних компонентов. Первый 30-дневный период сопровождения рекламных кампаний входит в указанную сумму.</w:t>
       </w:r>
     </w:p>
     <w:p>
       <w:pPr>
         <w:spacing w:after="100" w:line="260"/>
-        <w:ind w:left="300"/>
         <w:jc w:val="both"/>
       </w:pPr>
       <w:r>
@@ -1157,13 +1156,12 @@
           <w:sz w:val="22"/>
           <w:szCs w:val="22"/>
         </w:rPr>
-        <w:t xml:space="preserve">— по пунктам 1–7 — 30 000 (тридцать тысяч) рублей;</w:t>
+        <w:t xml:space="preserve">Порядок оплаты: предоплата 20 000 (двадцать тысяч) рублей в течение 3 банковских дней с даты подписания Договора; оставшиеся 20 000 (двадцать тысяч) рублей — после демонстрации Заказчику готовой страницы и подготовленных рекламных кампаний, до их публикации и запуска.</w:t>
       </w:r>
     </w:p>
     <w:p>
       <w:pPr>
         <w:spacing w:after="100" w:line="260"/>
-        <w:ind w:left="300"/>
         <w:jc w:val="both"/>
       </w:pPr>
       <w:r>
@@ -1176,43 +1174,7 @@
           <w:sz w:val="22"/>
           <w:szCs w:val="22"/>
         </w:rPr>
-        <w:t xml:space="preserve">— по пункту 8 — 10 000 (десять тысяч) рублей за 30 дней сопровождения.</w:t>
-      </w:r>
-    </w:p>
-    <w:p>
-      <w:pPr>
-        <w:spacing w:after="100" w:line="260"/>
-        <w:jc w:val="both"/>
-      </w:pPr>
-      <w:r>
-        <w:rPr>
-          <w:rFonts w:ascii="Times New Roman" w:cs="Times New Roman" w:eastAsia="Times New Roman" w:hAnsi="Times New Roman"/>
-          <w:b w:val="false"/>
-          <w:bCs w:val="false"/>
-          <w:i w:val="false"/>
-          <w:iCs w:val="false"/>
-          <w:sz w:val="22"/>
-          <w:szCs w:val="22"/>
-        </w:rPr>
-        <w:t xml:space="preserve">Порядок оплаты: предоплата 20 000 (двадцать тысяч) рублей в течение 3 банковских дней с даты подписания Договора; оставшиеся 20 000 (двадцать тысяч) рублей — после демонстрации готовой страницы и до её публикации.</w:t>
-      </w:r>
-    </w:p>
-    <w:p>
-      <w:pPr>
-        <w:spacing w:after="100" w:line="260"/>
-        <w:jc w:val="both"/>
-      </w:pPr>
-      <w:r>
-        <w:rPr>
-          <w:rFonts w:ascii="Times New Roman" w:cs="Times New Roman" w:eastAsia="Times New Roman" w:hAnsi="Times New Roman"/>
-          <w:b w:val="false"/>
-          <w:bCs w:val="false"/>
-          <w:i w:val="false"/>
-          <w:iCs w:val="false"/>
-          <w:sz w:val="22"/>
-          <w:szCs w:val="22"/>
-        </w:rPr>
-        <w:t xml:space="preserve">Дальнейшее сопровождение рекламных кампаний по пункту 8 оплачивается ежемесячно авансом в размере 10 000 (десяти тысяч) рублей. Рекламный бюджет оплачивается Заказчиком отдельно и в стоимость услуг не входит.</w:t>
+        <w:t xml:space="preserve">Последующие периоды сопровождения рекламных кампаний оплачиваются авансом в размере 10 000 (десяти тысяч) рублей за каждые 30 календарных дней. Рекламный бюджет оплачивается Заказчиком отдельно и в стоимость услуг не входит.</w:t>
       </w:r>
     </w:p>
     <w:p>
@@ -2094,7 +2056,7 @@
           <w:sz w:val="22"/>
           <w:szCs w:val="22"/>
         </w:rPr>
-        <w:t xml:space="preserve">Страница передаётся в виде готовых файлов, размещённых на хостинге Заказчика. Система управления содержимым не устанавливается, самостоятельное редактирование Заказчиком не предполагается: изменения вносит Исполнитель по разделу 6 настоящего Приложения. Выбор технических средств и способов оказания услуг Исполнитель определяет самостоятельно.</w:t>
+        <w:t xml:space="preserve">Страница передаётся в виде готовых файлов, размещённых на хостинге Заказчика. Система управления содержимым не устанавливается. После приёмки Заказчик вправе вносить изменения самостоятельно или силами привлечённого им специалиста. По отдельному согласованию Сторон изменения может выполнить Исполнитель на условиях раздела 7 настоящего Приложения; обязанности по дальнейшему сопровождению страницы у Исполнителя не возникает. Выбор технических средств и способов оказания услуг Исполнитель определяет самостоятельно.</w:t>
       </w:r>
     </w:p>
     <w:p>
@@ -2181,7 +2143,7 @@
           <w:sz w:val="22"/>
           <w:szCs w:val="22"/>
         </w:rPr>
-        <w:t xml:space="preserve">3.3. До начала вёрстки Заказчик вправе менять порядок экранов и заменять экран равноценным без доплаты при сохранении их общего количества. Добавление экрана сверх восьми оплачивается по разделу 6 и продлевает срок на 1 рабочий день.</w:t>
+        <w:t xml:space="preserve">3.3. До начала технической реализации Заказчик вправе менять порядок экранов и заменять экран равноценным без доплаты при сохранении их общего количества. Добавление экрана сверх восьми оплачивается по разделу 7 и продлевает срок на 1 рабочий день.</w:t>
       </w:r>
     </w:p>
     <w:p>
@@ -2235,7 +2197,7 @@
           <w:sz w:val="22"/>
           <w:szCs w:val="22"/>
         </w:rPr>
-        <w:t xml:space="preserve">3.6. Изменения, затрагивающие ранее согласованные решения, в указанный срок не входят и оплачиваются по разделу 6 независимо от даты обращения: добавление экранов и страниц, изменение структуры, цветовой схемы, шрифтов и стилистики, новые тексты сверх согласованного объёма, дополнительные сервисы и интеграции, регулярное наполнение страницы.</w:t>
+        <w:t xml:space="preserve">3.6. Изменения, затрагивающие ранее согласованные решения, в указанный срок не входят и оплачиваются по разделу 7 независимо от даты обращения: добавление экранов и страниц, изменение структуры, цветовой схемы, шрифтов и стилистики, новые тексты сверх согласованного объёма, дополнительные сервисы и интеграции, регулярное наполнение страницы.</w:t>
       </w:r>
     </w:p>
     <w:p>
@@ -2268,7 +2230,7 @@
           <w:sz w:val="22"/>
           <w:szCs w:val="22"/>
         </w:rPr>
-        <w:t xml:space="preserve">4.1. Заказчик гарантирует наличие прав и согласий на все переданные материалы — фотографии, логотип, тексты, отзывы, изображения и персональные данные работников — и отвечает за правомерность их использования. Претензии третьих лиц по таким материалам Заказчик урегулирует самостоятельно и за свой счёт, возмещая Исполнителю понесённые расходы.</w:t>
+        <w:t xml:space="preserve">4.1. Заказчик гарантирует наличие прав и согласий на все переданные материалы — фотографии, логотип, тексты, отзывы, изображения и персональные данные работников — и отвечает за правомерность их использования.</w:t>
       </w:r>
     </w:p>
     <w:p>
@@ -2286,7 +2248,7 @@
           <w:sz w:val="22"/>
           <w:szCs w:val="22"/>
         </w:rPr>
-        <w:t xml:space="preserve">4.2. При отсутствии у Заказчика собственных материалов Исполнитель подбирает изображения, шрифты и графику только из источников со свободной лицензией, допускающей коммерческое использование, либо создаёт их самостоятельно. Источник любого использованного материала сообщается по запросу Заказчика.</w:t>
+        <w:t xml:space="preserve">4.2. При отсутствии у Заказчика собственных материалов Исполнитель подбирает изображения, шрифты и графику из источников, допускающих коммерческое использование, и согласовывает их с Заказчиком до публикации. Приобретение платных лицензий в стоимость услуг не входит и производится Заказчиком на своё имя.</w:t>
       </w:r>
     </w:p>
     <w:p>
@@ -2304,7 +2266,22 @@
           <w:sz w:val="22"/>
           <w:szCs w:val="22"/>
         </w:rPr>
-        <w:t xml:space="preserve">4.3. Подобранные Исполнителем материалы размещаются только после письменного согласования Заказчиком. До публикации Заказчик вправе отказаться от любого материала и потребовать замены. С момента приёмки за содержание опубликованной страницы отвечает Заказчик.</w:t>
+        <w:t xml:space="preserve">4.3. С момента приёмки Заказчик отвечает за содержание опубликованной страницы, включая правомерность использования размещённых на ней материалов. Претензии третьих лиц, связанные с такими материалами, Заказчик урегулирует самостоятельно.</w:t>
+      </w:r>
+    </w:p>
+    <w:p>
+      <w:pPr>
+        <w:spacing w:after="120" w:before="240"/>
+      </w:pPr>
+      <w:r>
+        <w:rPr>
+          <w:rFonts w:ascii="Times New Roman" w:cs="Times New Roman" w:eastAsia="Times New Roman" w:hAnsi="Times New Roman"/>
+          <w:b/>
+          <w:bCs/>
+          <w:sz w:val="22"/>
+          <w:szCs w:val="22"/>
+        </w:rPr>
+        <w:t xml:space="preserve">5. Сопровождение рекламных кампаний</w:t>
       </w:r>
     </w:p>
     <w:p>
@@ -2322,22 +2299,7 @@
           <w:sz w:val="22"/>
           <w:szCs w:val="22"/>
         </w:rPr>
-        <w:t xml:space="preserve">4.4. Приобретение платных лицензий на фотографии, шрифты, графику и программные компоненты в стоимость услуг не входит. Платный объект используется только после согласования Сторон и оплаты лицензии Заказчиком на своё имя.</w:t>
-      </w:r>
-    </w:p>
-    <w:p>
-      <w:pPr>
-        <w:spacing w:after="120" w:before="240"/>
-      </w:pPr>
-      <w:r>
-        <w:rPr>
-          <w:rFonts w:ascii="Times New Roman" w:cs="Times New Roman" w:eastAsia="Times New Roman" w:hAnsi="Times New Roman"/>
-          <w:b/>
-          <w:bCs/>
-          <w:sz w:val="22"/>
-          <w:szCs w:val="22"/>
-        </w:rPr>
-        <w:t xml:space="preserve">5. Ответственность</w:t>
+        <w:t xml:space="preserve">5.1. В сопровождение входит ведение кампаний на Поиске и в РСЯ, корректировка ставок, работа с минус-словами, контроль стоимости целевого действия и отчёт по запросу Заказчика. Не входят продвижение на иных площадках, социальные сети, поисковая оптимизация, работа с репутацией и отзывами, а также создание кампаний под направления сверх согласованных в разделе 1.</w:t>
       </w:r>
     </w:p>
     <w:p>
@@ -2355,7 +2317,7 @@
           <w:sz w:val="22"/>
           <w:szCs w:val="22"/>
         </w:rPr>
-        <w:t xml:space="preserve">5.1. Хостинг и доменное имя регистрируются и оплачиваются Заказчиком. Исполнитель размещает результат на хостинге Заказчика, не является владельцем учётных записей и по запросу консультирует по выбору хостинга. Ответственность за оплату и продление несёт Заказчик.</w:t>
+        <w:t xml:space="preserve">5.2. Рекламный бюджет Заказчик пополняет самостоятельно и своевременно. При отсутствии или исчерпании бюджета показы прекращаются: это не является неисполнением обязательств Исполнителя и не продлевает оплаченный период сопровождения.</w:t>
       </w:r>
     </w:p>
     <w:p>
@@ -2373,7 +2335,7 @@
           <w:sz w:val="22"/>
           <w:szCs w:val="22"/>
         </w:rPr>
-        <w:t xml:space="preserve">5.2. Исполнитель не отвечает за сбои хостинга, домена, DNS, каналов связи, сервиса онлайн-записи и иных внешних сервисов, за действия третьих лиц, а также за последствия изменений, внесённых Заказчиком или привлечёнными им лицами после передачи доступов. Сохранность паролей и резервное копирование — на Заказчике.</w:t>
+        <w:t xml:space="preserve">5.3. Заказчик своевременно отвечает на запросы Исполнителя, предоставляет актуальные сведения об услугах, ценах и акциях и обеспечивает работу телефона, сервиса онлайн-записи и приём обращений. Исполнитель не отвечает за потерю обращений по причинам на стороне Заказчика. Рабочее взаимодействие ведётся письменно в согласованном канале связи, созвоны проводятся по предварительной договорённости Сторон.</w:t>
       </w:r>
     </w:p>
     <w:p>
@@ -2391,7 +2353,22 @@
           <w:sz w:val="22"/>
           <w:szCs w:val="22"/>
         </w:rPr>
-        <w:t xml:space="preserve">5.3. Исполнитель не гарантирует конкретного количества обращений, записей и продаж, позиций в поиске и срока выхода на положительную динамику: результат зависит в том числе от рекламного бюджета, конкуренции, сезонности, цен и работы персонала Заказчика. Совокупная ответственность Исполнителя ограничена фактически полученной по Договору суммой, упущенная выгода не возмещается. Неустойка по п. 7.4.1 Договора составляет 0,1 % за каждый день просрочки и не более 10 % от стоимости услуг.</w:t>
+        <w:t xml:space="preserve">5.4. Сопровождение оплачивается авансом за каждые 30 календарных дней. При просрочке оплаты Исполнитель вправе приостановить сопровождение, уведомив Заказчика; приостановка не продлевает оплаченный период. Любая Сторона вправе отказаться от следующего периода, уведомив другую не позднее чем за 5 календарных дней до его начала. Рекламный кабинет во всех случаях остаётся у Заказчика.</w:t>
+      </w:r>
+    </w:p>
+    <w:p>
+      <w:pPr>
+        <w:spacing w:after="120" w:before="240"/>
+      </w:pPr>
+      <w:r>
+        <w:rPr>
+          <w:rFonts w:ascii="Times New Roman" w:cs="Times New Roman" w:eastAsia="Times New Roman" w:hAnsi="Times New Roman"/>
+          <w:b/>
+          <w:bCs/>
+          <w:sz w:val="22"/>
+          <w:szCs w:val="22"/>
+        </w:rPr>
+        <w:t xml:space="preserve">6. Ответственность</w:t>
       </w:r>
     </w:p>
     <w:p>
@@ -2409,7 +2386,61 @@
           <w:sz w:val="22"/>
           <w:szCs w:val="22"/>
         </w:rPr>
-        <w:t xml:space="preserve">5.4. Заказчик является оператором персональных данных посетителей страницы: уведомление уполномоченного органа и получение согласий — его обязанность, Исполнитель размещает текст политики обработки данных. Исполнитель вправе указывать факт сотрудничества и размещать изображения результата в портфолио без раскрытия сумм бюджета и выручки; по письменному требованию Заказчика материалы удаляются в течение 5 рабочих дней.</w:t>
+        <w:t xml:space="preserve">6.1. Хостинг и доменное имя регистрируются и оплачиваются Заказчиком. Исполнитель размещает результат на хостинге Заказчика, не является владельцем учётных записей и по запросу консультирует по выбору хостинга. Ответственность за оплату и продление несёт Заказчик.</w:t>
+      </w:r>
+    </w:p>
+    <w:p>
+      <w:pPr>
+        <w:spacing w:after="100" w:line="260"/>
+        <w:jc w:val="both"/>
+      </w:pPr>
+      <w:r>
+        <w:rPr>
+          <w:rFonts w:ascii="Times New Roman" w:cs="Times New Roman" w:eastAsia="Times New Roman" w:hAnsi="Times New Roman"/>
+          <w:b w:val="false"/>
+          <w:bCs w:val="false"/>
+          <w:i w:val="false"/>
+          <w:iCs w:val="false"/>
+          <w:sz w:val="22"/>
+          <w:szCs w:val="22"/>
+        </w:rPr>
+        <w:t xml:space="preserve">6.2. Исполнитель не отвечает за сбои хостинга, домена, DNS, каналов связи, сервиса онлайн-записи и иных внешних сервисов, за действия третьих лиц, а также за последствия изменений, внесённых Заказчиком или привлечёнными им лицами после передачи доступов. Сохранность паролей и резервное копирование — на Заказчике.</w:t>
+      </w:r>
+    </w:p>
+    <w:p>
+      <w:pPr>
+        <w:spacing w:after="100" w:line="260"/>
+        <w:jc w:val="both"/>
+      </w:pPr>
+      <w:r>
+        <w:rPr>
+          <w:rFonts w:ascii="Times New Roman" w:cs="Times New Roman" w:eastAsia="Times New Roman" w:hAnsi="Times New Roman"/>
+          <w:b w:val="false"/>
+          <w:bCs w:val="false"/>
+          <w:i w:val="false"/>
+          <w:iCs w:val="false"/>
+          <w:sz w:val="22"/>
+          <w:szCs w:val="22"/>
+        </w:rPr>
+        <w:t xml:space="preserve">6.3. Исполнитель не гарантирует конкретного количества обращений, записей и продаж, позиций в поиске и срока выхода на положительную динамику: результат зависит в том числе от рекламного бюджета, конкуренции, сезонности, цен и работы персонала Заказчика. Совокупная ответственность Исполнителя ограничена фактически полученной по Договору суммой, упущенная выгода не возмещается. Неустойка по п. 7.4.1 Договора составляет 0,1 % за каждый день просрочки и не более 10 % от стоимости услуг.</w:t>
+      </w:r>
+    </w:p>
+    <w:p>
+      <w:pPr>
+        <w:spacing w:after="100" w:line="260"/>
+        <w:jc w:val="both"/>
+      </w:pPr>
+      <w:r>
+        <w:rPr>
+          <w:rFonts w:ascii="Times New Roman" w:cs="Times New Roman" w:eastAsia="Times New Roman" w:hAnsi="Times New Roman"/>
+          <w:b w:val="false"/>
+          <w:bCs w:val="false"/>
+          <w:i w:val="false"/>
+          <w:iCs w:val="false"/>
+          <w:sz w:val="22"/>
+          <w:szCs w:val="22"/>
+        </w:rPr>
+        <w:t xml:space="preserve">6.4. Заказчик является оператором персональных данных посетителей страницы: уведомление уполномоченного органа и получение согласий — его обязанность, Исполнитель размещает текст политики обработки данных. Исполнитель вправе указывать факт сотрудничества и размещать изображения результата в портфолио без раскрытия сумм бюджета и выручки; по письменному требованию Заказчика материалы удаляются в течение 5 рабочих дней.</w:t>
       </w:r>
     </w:p>
     <w:p>
@@ -2424,7 +2455,7 @@
           <w:sz w:val="22"/>
           <w:szCs w:val="22"/>
         </w:rPr>
-        <w:t xml:space="preserve">6. Стоимость дополнительных работ</w:t>
+        <w:t xml:space="preserve">7. Стоимость дополнительных работ</w:t>
       </w:r>
     </w:p>
     <w:p>
@@ -3084,7 +3115,7 @@
           <w:sz w:val="22"/>
           <w:szCs w:val="22"/>
         </w:rPr>
-        <w:t xml:space="preserve">7. Заключительные положения</w:t>
+        <w:t xml:space="preserve">8. Заключительные положения</w:t>
       </w:r>
     </w:p>
     <w:p>

--- a/docs/Приложение-1-ПЕРФЕКТ-ТОН.docx
+++ b/docs/Приложение-1-ПЕРФЕКТ-ТОН.docx
@@ -2422,7 +2422,7 @@
           <w:sz w:val="22"/>
           <w:szCs w:val="22"/>
         </w:rPr>
-        <w:t xml:space="preserve">6.3. Исполнитель не гарантирует конкретного количества обращений, записей и продаж, позиций в поиске и срока выхода на положительную динамику: результат зависит в том числе от рекламного бюджета, конкуренции, сезонности, цен и работы персонала Заказчика. Совокупная ответственность Исполнителя ограничена фактически полученной по Договору суммой, упущенная выгода не возмещается. Неустойка по п. 7.4.1 Договора составляет 0,1 % за каждый день просрочки и не более 10 % от стоимости услуг.</w:t>
+        <w:t xml:space="preserve">6.3. Исполнитель не гарантирует конкретного количества обращений, записей и продаж, позиций в поиске и срока выхода на положительную динамику: результат зависит в том числе от рекламного бюджета, конкуренции, сезонности, цен и работы персонала Заказчика. Совокупная ответственность Исполнителя ограничена фактически полученной по Договору суммой, упущенная выгода не возмещается.</w:t>
       </w:r>
     </w:p>
     <w:p>
@@ -2440,7 +2440,25 @@
           <w:sz w:val="22"/>
           <w:szCs w:val="22"/>
         </w:rPr>
-        <w:t xml:space="preserve">6.4. Заказчик является оператором персональных данных посетителей страницы: уведомление уполномоченного органа и получение согласий — его обязанность, Исполнитель размещает текст политики обработки данных. Исполнитель вправе указывать факт сотрудничества и размещать изображения результата в портфолио без раскрытия сумм бюджета и выручки; по письменному требованию Заказчика материалы удаляются в течение 5 рабочих дней.</w:t>
+        <w:t xml:space="preserve">6.4. При нарушении Исполнителем срока сдачи, указанного в разделе 1 настоящего Приложения, Заказчик вправе взыскать пеню в размере 0,1 % от стоимости услуг за каждый день просрочки, но не более 10 % от стоимости услуг.</w:t>
+      </w:r>
+    </w:p>
+    <w:p>
+      <w:pPr>
+        <w:spacing w:after="100" w:line="260"/>
+        <w:jc w:val="both"/>
+      </w:pPr>
+      <w:r>
+        <w:rPr>
+          <w:rFonts w:ascii="Times New Roman" w:cs="Times New Roman" w:eastAsia="Times New Roman" w:hAnsi="Times New Roman"/>
+          <w:b w:val="false"/>
+          <w:bCs w:val="false"/>
+          <w:i w:val="false"/>
+          <w:iCs w:val="false"/>
+          <w:sz w:val="22"/>
+          <w:szCs w:val="22"/>
+        </w:rPr>
+        <w:t xml:space="preserve">6.5. Заказчик является оператором персональных данных посетителей страницы: уведомление уполномоченного органа и получение согласий — его обязанность, Исполнитель размещает текст политики обработки данных. Исполнитель вправе указывать факт сотрудничества и размещать изображения результата в портфолио без раскрытия сумм бюджета и выручки; по письменному требованию Заказчика материалы удаляются в течение 5 рабочих дней.</w:t>
       </w:r>
     </w:p>
     <w:p>

--- a/docs/Приложение-1-ПЕРФЕКТ-ТОН.docx
+++ b/docs/Приложение-1-ПЕРФЕКТ-ТОН.docx
@@ -2458,7 +2458,25 @@
           <w:sz w:val="22"/>
           <w:szCs w:val="22"/>
         </w:rPr>
-        <w:t xml:space="preserve">6.5. Заказчик является оператором персональных данных посетителей страницы: уведомление уполномоченного органа и получение согласий — его обязанность, Исполнитель размещает текст политики обработки данных. Исполнитель вправе указывать факт сотрудничества и размещать изображения результата в портфолио без раскрытия сумм бюджета и выручки; по письменному требованию Заказчика материалы удаляются в течение 5 рабочих дней.</w:t>
+        <w:t xml:space="preserve">6.5. Заказчик является оператором персональных данных посетителей страницы: уведомление уполномоченного органа и получение согласий посетителей — его обязанность. Исполнитель размещает на странице текст политики обработки персональных данных.</w:t>
+      </w:r>
+    </w:p>
+    <w:p>
+      <w:pPr>
+        <w:spacing w:after="100" w:line="260"/>
+        <w:jc w:val="both"/>
+      </w:pPr>
+      <w:r>
+        <w:rPr>
+          <w:rFonts w:ascii="Times New Roman" w:cs="Times New Roman" w:eastAsia="Times New Roman" w:hAnsi="Times New Roman"/>
+          <w:b w:val="false"/>
+          <w:bCs w:val="false"/>
+          <w:i w:val="false"/>
+          <w:iCs w:val="false"/>
+          <w:sz w:val="22"/>
+          <w:szCs w:val="22"/>
+        </w:rPr>
+        <w:t xml:space="preserve">6.6. Исполнитель вправе указывать факт сотрудничества с Заказчиком и размещать изображения результата в своём портфолио, без раскрытия сумм рекламного бюджета и выручки. По письменному требованию Заказчика такие материалы удаляются в течение 5 рабочих дней.</w:t>
       </w:r>
     </w:p>
     <w:p>

--- a/docs/Приложение-1-ПЕРФЕКТ-ТОН.docx
+++ b/docs/Приложение-1-ПЕРФЕКТ-ТОН.docx
@@ -2459,24 +2459,6 @@
           <w:szCs w:val="22"/>
         </w:rPr>
         <w:t xml:space="preserve">6.5. Заказчик является оператором персональных данных посетителей страницы: уведомление уполномоченного органа и получение согласий посетителей — его обязанность. Исполнитель размещает на странице текст политики обработки персональных данных.</w:t>
-      </w:r>
-    </w:p>
-    <w:p>
-      <w:pPr>
-        <w:spacing w:after="100" w:line="260"/>
-        <w:jc w:val="both"/>
-      </w:pPr>
-      <w:r>
-        <w:rPr>
-          <w:rFonts w:ascii="Times New Roman" w:cs="Times New Roman" w:eastAsia="Times New Roman" w:hAnsi="Times New Roman"/>
-          <w:b w:val="false"/>
-          <w:bCs w:val="false"/>
-          <w:i w:val="false"/>
-          <w:iCs w:val="false"/>
-          <w:sz w:val="22"/>
-          <w:szCs w:val="22"/>
-        </w:rPr>
-        <w:t xml:space="preserve">6.6. Исполнитель вправе указывать факт сотрудничества с Заказчиком и размещать изображения результата в своём портфолио, без раскрытия сумм рекламного бюджета и выручки. По письменному требованию Заказчика такие материалы удаляются в течение 5 рабочих дней.</w:t>
       </w:r>
     </w:p>
     <w:p>

--- a/docs/Приложение-1-ПЕРФЕКТ-ТОН.docx
+++ b/docs/Приложение-1-ПЕРФЕКТ-ТОН.docx
@@ -1138,7 +1138,7 @@
           <w:sz w:val="22"/>
           <w:szCs w:val="22"/>
         </w:rPr>
-        <w:t xml:space="preserve">Общая стоимость услуг по настоящему Приложению составляет 40 000 (сорок тысяч) рублей как за единый комплекс, без выделения отдельной стоимости его внутренних компонентов. Первый 30-дневный период сопровождения рекламных кампаний входит в указанную сумму.</w:t>
+        <w:t xml:space="preserve">Общая стоимость услуг по настоящему Приложению составляет 40 000 (сорок тысяч) рублей, включая первый 30-дневный период сопровождения рекламных кампаний.</w:t>
       </w:r>
     </w:p>
     <w:p>
@@ -2230,7 +2230,7 @@
           <w:sz w:val="22"/>
           <w:szCs w:val="22"/>
         </w:rPr>
-        <w:t xml:space="preserve">4.1. Заказчик гарантирует наличие прав и согласий на все переданные материалы — фотографии, логотип, тексты, отзывы, изображения и персональные данные работников — и отвечает за правомерность их использования.</w:t>
+        <w:t xml:space="preserve">4.1. Заказчик гарантирует наличие прав и согласий на все переданные материалы — фотографии, логотип, тексты, отзывы, изображения и персональные данные работников — и отвечает за правомерность их использования, включая претензии третьих лиц.</w:t>
       </w:r>
     </w:p>
     <w:p>
@@ -2249,24 +2249,6 @@
           <w:szCs w:val="22"/>
         </w:rPr>
         <w:t xml:space="preserve">4.2. При отсутствии у Заказчика собственных материалов Исполнитель подбирает изображения, шрифты и графику из источников, допускающих коммерческое использование, и согласовывает их с Заказчиком до публикации. Приобретение платных лицензий в стоимость услуг не входит и производится Заказчиком на своё имя.</w:t>
-      </w:r>
-    </w:p>
-    <w:p>
-      <w:pPr>
-        <w:spacing w:after="100" w:line="260"/>
-        <w:jc w:val="both"/>
-      </w:pPr>
-      <w:r>
-        <w:rPr>
-          <w:rFonts w:ascii="Times New Roman" w:cs="Times New Roman" w:eastAsia="Times New Roman" w:hAnsi="Times New Roman"/>
-          <w:b w:val="false"/>
-          <w:bCs w:val="false"/>
-          <w:i w:val="false"/>
-          <w:iCs w:val="false"/>
-          <w:sz w:val="22"/>
-          <w:szCs w:val="22"/>
-        </w:rPr>
-        <w:t xml:space="preserve">4.3. С момента приёмки Заказчик отвечает за содержание опубликованной страницы, включая правомерность использования размещённых на ней материалов. Претензии третьих лиц, связанные с такими материалами, Заказчик урегулирует самостоятельно.</w:t>
       </w:r>
     </w:p>
     <w:p>

--- a/docs/Приложение-1-ПЕРФЕКТ-ТОН.docx
+++ b/docs/Приложение-1-ПЕРФЕКТ-ТОН.docx
@@ -2230,7 +2230,7 @@
           <w:sz w:val="22"/>
           <w:szCs w:val="22"/>
         </w:rPr>
-        <w:t xml:space="preserve">4.1. Заказчик гарантирует наличие прав и согласий на все переданные материалы — фотографии, логотип, тексты, отзывы, изображения и персональные данные работников — и отвечает за правомерность их использования, включая претензии третьих лиц.</w:t>
+        <w:t xml:space="preserve">4.1. Заказчик гарантирует наличие прав и согласий на все переданные материалы — фотографии, логотип, тексты, отзывы, изображения и персональные данные работников.</w:t>
       </w:r>
     </w:p>
     <w:p>
@@ -2249,6 +2249,24 @@
           <w:szCs w:val="22"/>
         </w:rPr>
         <w:t xml:space="preserve">4.2. При отсутствии у Заказчика собственных материалов Исполнитель подбирает изображения, шрифты и графику из источников, допускающих коммерческое использование, и согласовывает их с Заказчиком до публикации. Приобретение платных лицензий в стоимость услуг не входит и производится Заказчиком на своё имя.</w:t>
+      </w:r>
+    </w:p>
+    <w:p>
+      <w:pPr>
+        <w:spacing w:after="100" w:line="260"/>
+        <w:jc w:val="both"/>
+      </w:pPr>
+      <w:r>
+        <w:rPr>
+          <w:rFonts w:ascii="Times New Roman" w:cs="Times New Roman" w:eastAsia="Times New Roman" w:hAnsi="Times New Roman"/>
+          <w:b w:val="false"/>
+          <w:bCs w:val="false"/>
+          <w:i w:val="false"/>
+          <w:iCs w:val="false"/>
+          <w:sz w:val="22"/>
+          <w:szCs w:val="22"/>
+        </w:rPr>
+        <w:t xml:space="preserve">4.3. С момента приёмки Заказчик отвечает за содержание опубликованной страницы. Претензии третьих лиц, связанные с размещёнными материалами, Заказчик урегулирует самостоятельно и за свой счёт, возмещая Исполнителю понесённые в связи с этим расходы.</w:t>
       </w:r>
     </w:p>
     <w:p>
